--- a/10/tendencii-razvitiya/Вариант 09.docx
+++ b/10/tendencii-razvitiya/Вариант 09.docx
@@ -85,7 +85,27 @@
     </w:p>
     <w:p>
       <w:r>
+        <w:t>1.1. Сигнатурный анализ......................................3</w:t>
+      </w:r>
+    </w:p>
+    <w:p>
+      <w:r>
+        <w:t>1.2. Поведенческий анализ и монитор..........................3</w:t>
+      </w:r>
+    </w:p>
+    <w:p>
+      <w:r>
         <w:t>2. Почему антивируса мало....................................4</w:t>
+      </w:r>
+    </w:p>
+    <w:p>
+      <w:r>
+        <w:t>2.1. Заражение с разрешения пользователя.....................4</w:t>
+      </w:r>
+    </w:p>
+    <w:p>
+      <w:r>
+        <w:t>2.2. Защита слоями...........................................4</w:t>
       </w:r>
     </w:p>
     <w:p>
@@ -132,7 +152,17 @@
     <w:p/>
     <w:p>
       <w:r>
+        <w:t>1.1. Сигнатурный анализ</w:t>
+      </w:r>
+    </w:p>
+    <w:p>
+      <w:r>
         <w:t>Первый способ обнаружения — сигнатурный. Антивирус хранит базу признаков известных вредоносных программ и сравнивает  с ней проверяемые файлы. Способ надёжен и  почти не даёт ложных срабатываний, но бессилен против того, чего в базе ещё нет, — отсюда требование постоянного обновления баз.</w:t>
+      </w:r>
+    </w:p>
+    <w:p>
+      <w:r>
+        <w:t>1.2. Поведенческий анализ и монитор</w:t>
       </w:r>
     </w:p>
     <w:p>
@@ -156,8 +186,18 @@
     <w:p/>
     <w:p>
       <w:r>
+        <w:t>2.1. Заражение с разрешения пользователя</w:t>
+      </w:r>
+    </w:p>
+    <w:p>
+      <w:r>
         <w:tab/>
         <w:t>Значительная часть современных заражений происходит с согласия пользователя: человек сам скачивает и запускает программу, сам вводит пароль на поддельной странице, сам разрешает установку. Формально ничего вредоносного не выполняется — выполняется то, что разрешили.</w:t>
+      </w:r>
+    </w:p>
+    <w:p>
+      <w:r>
+        <w:t>2.2. Защита слоями</w:t>
       </w:r>
     </w:p>
     <w:p>
